--- a/downloads/fiches/bts_fluides_energies_domotique_fiche_evaluation.docx
+++ b/downloads/fiches/bts_fluides_energies_domotique_fiche_evaluation.docx
@@ -11,8 +11,9 @@
           <w:b/>
           <w:color w:val="1F4E79"/>
           <w:sz w:val="32"/>
+          <w:lang w:val="fr-FR" w:eastAsia="fr-FR" w:bidi="fr-FR"/>
         </w:rPr>
-        <w:t>Fiche d'evaluation reconstituee - BTS Fluides, energies, domotique</w:t>
+        <w:t>Fiche d'évaluation reconstituée - BTS Fluides, energies, domotique</w:t>
       </w:r>
     </w:p>
     <w:p>
@@ -23,8 +24,9 @@
         <w:rPr>
           <w:i/>
           <w:sz w:val="21"/>
+          <w:lang w:val="fr-FR" w:eastAsia="fr-FR" w:bidi="fr-FR"/>
         </w:rPr>
-        <w:t>Support evalue : Rapport d'activites en milieu professionnel | Modalite : CCF | Option : Options A, B et C</w:t>
+        <w:t>Support évalué : Rapport de stage / rapport d'activités | Modalité : CCF | Option : Options A, B et C</w:t>
       </w:r>
     </w:p>
     <w:p>
@@ -35,8 +37,9 @@
         <w:rPr>
           <w:b/>
           <w:color w:val="4F81BD"/>
+          <w:lang w:val="fr-FR" w:eastAsia="fr-FR" w:bidi="fr-FR"/>
         </w:rPr>
-        <w:t>Fiche reconstituee a partir de criteres officiels</w:t>
+        <w:t>Fiche reconstituée à partir de critères officiels</w:t>
       </w:r>
     </w:p>
     <w:p>
@@ -46,8 +49,9 @@
       <w:r>
         <w:rPr>
           <w:i/>
+          <w:lang w:val="fr-FR" w:eastAsia="fr-FR" w:bidi="fr-FR"/>
         </w:rPr>
-        <w:t>Cette fiche est une reconstitution de travail a partir des sources publiques reperees au 28/04/2026. Elle ne remplace pas un formulaire national opposable lorsqu'une grille officielle complete existe par ailleurs.</w:t>
+        <w:t>Cette fiche est une reconstitution de travail à partir des sources publiques repérées au 2026-05-06. Elle ne remplace pas un formulaire national opposable lorsqu'une grille officielle complète existe par ailleurs.</w:t>
       </w:r>
     </w:p>
     <w:tbl>
@@ -74,6 +78,7 @@
             <w:r>
               <w:rPr>
                 <w:b/>
+                <w:lang w:val="fr-FR" w:eastAsia="fr-FR" w:bidi="fr-FR"/>
               </w:rPr>
               <w:t>BTS</w:t>
             </w:r>
@@ -86,6 +91,9 @@
           </w:tcPr>
           <w:p>
             <w:r>
+              <w:rPr>
+                <w:lang w:val="fr-FR" w:eastAsia="fr-FR" w:bidi="fr-FR"/>
+              </w:rPr>
               <w:t>BTS Fluides, energies, domotique</w:t>
             </w:r>
           </w:p>
@@ -100,8 +108,9 @@
             <w:r>
               <w:rPr>
                 <w:b/>
+                <w:lang w:val="fr-FR" w:eastAsia="fr-FR" w:bidi="fr-FR"/>
               </w:rPr>
-              <w:t>Modalite</w:t>
+              <w:t>Modalité</w:t>
             </w:r>
           </w:p>
         </w:tc>
@@ -112,6 +121,9 @@
           </w:tcPr>
           <w:p>
             <w:r>
+              <w:rPr>
+                <w:lang w:val="fr-FR" w:eastAsia="fr-FR" w:bidi="fr-FR"/>
+              </w:rPr>
               <w:t>CCF</w:t>
             </w:r>
           </w:p>
@@ -128,6 +140,7 @@
             <w:r>
               <w:rPr>
                 <w:b/>
+                <w:lang w:val="fr-FR" w:eastAsia="fr-FR" w:bidi="fr-FR"/>
               </w:rPr>
               <w:t>Option</w:t>
             </w:r>
@@ -140,6 +153,9 @@
           </w:tcPr>
           <w:p>
             <w:r>
+              <w:rPr>
+                <w:lang w:val="fr-FR" w:eastAsia="fr-FR" w:bidi="fr-FR"/>
+              </w:rPr>
               <w:t>Options A, B et C</w:t>
             </w:r>
           </w:p>
@@ -154,6 +170,7 @@
             <w:r>
               <w:rPr>
                 <w:b/>
+                <w:lang w:val="fr-FR" w:eastAsia="fr-FR" w:bidi="fr-FR"/>
               </w:rPr>
               <w:t>Statut documentaire</w:t>
             </w:r>
@@ -166,6 +183,9 @@
           </w:tcPr>
           <w:p>
             <w:r>
+              <w:rPr>
+                <w:lang w:val="fr-FR" w:eastAsia="fr-FR" w:bidi="fr-FR"/>
+              </w:rPr>
               <w:t>CCF confirme</w:t>
             </w:r>
           </w:p>
@@ -182,6 +202,7 @@
             <w:r>
               <w:rPr>
                 <w:b/>
+                <w:lang w:val="fr-FR" w:eastAsia="fr-FR" w:bidi="fr-FR"/>
               </w:rPr>
               <w:t>Support</w:t>
             </w:r>
@@ -194,7 +215,10 @@
           </w:tcPr>
           <w:p>
             <w:r>
-              <w:t>Rapport d'activites en milieu professionnel</w:t>
+              <w:rPr>
+                <w:lang w:val="fr-FR" w:eastAsia="fr-FR" w:bidi="fr-FR"/>
+              </w:rPr>
+              <w:t>Rapport de stage / rapport d'activités</w:t>
             </w:r>
           </w:p>
         </w:tc>
@@ -208,8 +232,9 @@
             <w:r>
               <w:rPr>
                 <w:b/>
+                <w:lang w:val="fr-FR" w:eastAsia="fr-FR" w:bidi="fr-FR"/>
               </w:rPr>
-              <w:t>Epreuve</w:t>
+              <w:t>Épreuve</w:t>
             </w:r>
           </w:p>
         </w:tc>
@@ -220,7 +245,10 @@
           </w:tcPr>
           <w:p>
             <w:r>
-              <w:t>U62 Rapport d'activites en milieu professionnel</w:t>
+              <w:rPr>
+                <w:lang w:val="fr-FR" w:eastAsia="fr-FR" w:bidi="fr-FR"/>
+              </w:rPr>
+              <w:t>U6 | U4 | U62 Rapport d'activités en milieu professionnel</w:t>
             </w:r>
           </w:p>
         </w:tc>
@@ -236,8 +264,9 @@
             <w:r>
               <w:rPr>
                 <w:b/>
+                <w:lang w:val="fr-FR" w:eastAsia="fr-FR" w:bidi="fr-FR"/>
               </w:rPr>
-              <w:t>Voies / modalites</w:t>
+              <w:t>Voies / modalités</w:t>
             </w:r>
           </w:p>
         </w:tc>
@@ -248,7 +277,10 @@
           </w:tcPr>
           <w:p>
             <w:r>
-              <w:t>Formation professionnelle continue dans les etablissements publics habilites a pratiquer le CCF</w:t>
+              <w:rPr>
+                <w:lang w:val="fr-FR" w:eastAsia="fr-FR" w:bidi="fr-FR"/>
+              </w:rPr>
+              <w:t>CCF confirme</w:t>
             </w:r>
           </w:p>
         </w:tc>
@@ -262,6 +294,7 @@
             <w:r>
               <w:rPr>
                 <w:b/>
+                <w:lang w:val="fr-FR" w:eastAsia="fr-FR" w:bidi="fr-FR"/>
               </w:rPr>
               <w:t>Niveau de reconstitution</w:t>
             </w:r>
@@ -274,7 +307,10 @@
           </w:tcPr>
           <w:p>
             <w:r>
-              <w:t>Fiche reconstituee a partir de criteres officiels</w:t>
+              <w:rPr>
+                <w:lang w:val="fr-FR" w:eastAsia="fr-FR" w:bidi="fr-FR"/>
+              </w:rPr>
+              <w:t>Fiche reconstituée à partir de critères officiels</w:t>
             </w:r>
           </w:p>
         </w:tc>
@@ -290,8 +326,9 @@
             <w:r>
               <w:rPr>
                 <w:b/>
+                <w:lang w:val="fr-FR" w:eastAsia="fr-FR" w:bidi="fr-FR"/>
               </w:rPr>
-              <w:t>Sources modele</w:t>
+              <w:t>Sources modèle</w:t>
             </w:r>
           </w:p>
         </w:tc>
@@ -302,7 +339,10 @@
           </w:tcPr>
           <w:p>
             <w:r>
-              <w:t>Le rapport d'activites est bien documente, mais je n'ai pas retrouve de grille publique separee.</w:t>
+              <w:rPr>
+                <w:lang w:val="fr-FR" w:eastAsia="fr-FR" w:bidi="fr-FR"/>
+              </w:rPr>
+              <w:t>Le rapport d'activités est bien documente, mais je n'ai pas retrouvé de grille publique separee.</w:t>
             </w:r>
           </w:p>
         </w:tc>
@@ -316,6 +356,7 @@
             <w:r>
               <w:rPr>
                 <w:b/>
+                <w:lang w:val="fr-FR" w:eastAsia="fr-FR" w:bidi="fr-FR"/>
               </w:rPr>
               <w:t>Document jury</w:t>
             </w:r>
@@ -328,6 +369,9 @@
           </w:tcPr>
           <w:p>
             <w:r>
+              <w:rPr>
+                <w:lang w:val="fr-FR" w:eastAsia="fr-FR" w:bidi="fr-FR"/>
+              </w:rPr>
               <w:t>https://www.education.gouv.fr/bo/17/Hebdo7/MENS1636524A.htm</w:t>
             </w:r>
           </w:p>
@@ -339,8 +383,9 @@
       <w:r>
         <w:rPr>
           <w:b/>
+          <w:lang w:val="fr-FR" w:eastAsia="fr-FR" w:bidi="fr-FR"/>
         </w:rPr>
-        <w:t>Echelle de positionnement conseillee</w:t>
+        <w:t>Échelle de positionnement conseillée</w:t>
       </w:r>
     </w:p>
     <w:tbl>
@@ -366,6 +411,7 @@
             <w:r>
               <w:rPr>
                 <w:b/>
+                <w:lang w:val="fr-FR" w:eastAsia="fr-FR" w:bidi="fr-FR"/>
               </w:rPr>
               <w:t>NA</w:t>
             </w:r>
@@ -380,6 +426,7 @@
             <w:r>
               <w:rPr>
                 <w:b/>
+                <w:lang w:val="fr-FR" w:eastAsia="fr-FR" w:bidi="fr-FR"/>
               </w:rPr>
               <w:t>PA</w:t>
             </w:r>
@@ -394,6 +441,7 @@
             <w:r>
               <w:rPr>
                 <w:b/>
+                <w:lang w:val="fr-FR" w:eastAsia="fr-FR" w:bidi="fr-FR"/>
               </w:rPr>
               <w:t>A</w:t>
             </w:r>
@@ -408,6 +456,7 @@
             <w:r>
               <w:rPr>
                 <w:b/>
+                <w:lang w:val="fr-FR" w:eastAsia="fr-FR" w:bidi="fr-FR"/>
               </w:rPr>
               <w:t>TB</w:t>
             </w:r>
@@ -421,6 +470,9 @@
           </w:tcPr>
           <w:p>
             <w:r>
+              <w:rPr>
+                <w:lang w:val="fr-FR" w:eastAsia="fr-FR" w:bidi="fr-FR"/>
+              </w:rPr>
               <w:t>Non observable / non acquis</w:t>
             </w:r>
           </w:p>
@@ -431,6 +483,9 @@
           </w:tcPr>
           <w:p>
             <w:r>
+              <w:rPr>
+                <w:lang w:val="fr-FR" w:eastAsia="fr-FR" w:bidi="fr-FR"/>
+              </w:rPr>
               <w:t>Partiellement acquis</w:t>
             </w:r>
           </w:p>
@@ -441,6 +496,9 @@
           </w:tcPr>
           <w:p>
             <w:r>
+              <w:rPr>
+                <w:lang w:val="fr-FR" w:eastAsia="fr-FR" w:bidi="fr-FR"/>
+              </w:rPr>
               <w:t>Acquis</w:t>
             </w:r>
           </w:p>
@@ -451,7 +509,10 @@
           </w:tcPr>
           <w:p>
             <w:r>
-              <w:t>Tres bien acquis</w:t>
+              <w:rPr>
+                <w:lang w:val="fr-FR" w:eastAsia="fr-FR" w:bidi="fr-FR"/>
+              </w:rPr>
+              <w:t>Très bien acquis</w:t>
             </w:r>
           </w:p>
         </w:tc>
@@ -462,8 +523,9 @@
       <w:r>
         <w:rPr>
           <w:b/>
+          <w:lang w:val="fr-FR" w:eastAsia="fr-FR" w:bidi="fr-FR"/>
         </w:rPr>
-        <w:t>Grille d'evaluation</w:t>
+        <w:t>Grille d'évaluation</w:t>
       </w:r>
     </w:p>
     <w:tbl>
@@ -500,8 +562,9 @@
               <w:rPr>
                 <w:b/>
                 <w:sz w:val="19"/>
+                <w:lang w:val="fr-FR" w:eastAsia="fr-FR" w:bidi="fr-FR"/>
               </w:rPr>
-              <w:t>Critere evalue</w:t>
+              <w:t>Critère évalué</w:t>
             </w:r>
           </w:p>
         </w:tc>
@@ -519,6 +582,7 @@
               <w:rPr>
                 <w:b/>
                 <w:sz w:val="19"/>
+                <w:lang w:val="fr-FR" w:eastAsia="fr-FR" w:bidi="fr-FR"/>
               </w:rPr>
               <w:t>Indicateurs observables / questions d'appui</w:t>
             </w:r>
@@ -538,6 +602,7 @@
               <w:rPr>
                 <w:b/>
                 <w:sz w:val="19"/>
+                <w:lang w:val="fr-FR" w:eastAsia="fr-FR" w:bidi="fr-FR"/>
               </w:rPr>
               <w:t>NA</w:t>
             </w:r>
@@ -557,6 +622,7 @@
               <w:rPr>
                 <w:b/>
                 <w:sz w:val="19"/>
+                <w:lang w:val="fr-FR" w:eastAsia="fr-FR" w:bidi="fr-FR"/>
               </w:rPr>
               <w:t>PA</w:t>
             </w:r>
@@ -576,6 +642,7 @@
               <w:rPr>
                 <w:b/>
                 <w:sz w:val="19"/>
+                <w:lang w:val="fr-FR" w:eastAsia="fr-FR" w:bidi="fr-FR"/>
               </w:rPr>
               <w:t>A</w:t>
             </w:r>
@@ -595,6 +662,7 @@
               <w:rPr>
                 <w:b/>
                 <w:sz w:val="19"/>
+                <w:lang w:val="fr-FR" w:eastAsia="fr-FR" w:bidi="fr-FR"/>
               </w:rPr>
               <w:t>TB</w:t>
             </w:r>
@@ -614,6 +682,7 @@
               <w:rPr>
                 <w:b/>
                 <w:sz w:val="19"/>
+                <w:lang w:val="fr-FR" w:eastAsia="fr-FR" w:bidi="fr-FR"/>
               </w:rPr>
               <w:t>Observations</w:t>
             </w:r>
@@ -631,7 +700,10 @@
               <w:spacing w:after="0"/>
             </w:pPr>
             <w:r>
-              <w:t>Qualite et conformite du rapport/support</w:t>
+              <w:rPr>
+                <w:lang w:val="fr-FR" w:eastAsia="fr-FR" w:bidi="fr-FR"/>
+              </w:rPr>
+              <w:t>Qualité et conformité du rapport/support</w:t>
             </w:r>
           </w:p>
         </w:tc>
@@ -645,7 +717,10 @@
               <w:spacing w:after="0"/>
             </w:pPr>
             <w:r>
-              <w:t>Support lisible, structure, coherent avec l'epreuve et directement exploitable pour l'evaluation.</w:t>
+              <w:rPr>
+                <w:lang w:val="fr-FR" w:eastAsia="fr-FR" w:bidi="fr-FR"/>
+              </w:rPr>
+              <w:t>Support lisible, structuré, cohérent avec l'épreuve et directement exploitable pour l'évaluation.</w:t>
             </w:r>
           </w:p>
         </w:tc>
@@ -659,7 +734,11 @@
               <w:spacing w:after="0"/>
               <w:jc w:val="center"/>
             </w:pPr>
-            <w:r/>
+            <w:r>
+              <w:rPr>
+                <w:lang w:val="fr-FR" w:eastAsia="fr-FR" w:bidi="fr-FR"/>
+              </w:rPr>
+            </w:r>
           </w:p>
         </w:tc>
         <w:tc>
@@ -672,7 +751,11 @@
               <w:spacing w:after="0"/>
               <w:jc w:val="center"/>
             </w:pPr>
-            <w:r/>
+            <w:r>
+              <w:rPr>
+                <w:lang w:val="fr-FR" w:eastAsia="fr-FR" w:bidi="fr-FR"/>
+              </w:rPr>
+            </w:r>
           </w:p>
         </w:tc>
         <w:tc>
@@ -685,7 +768,11 @@
               <w:spacing w:after="0"/>
               <w:jc w:val="center"/>
             </w:pPr>
-            <w:r/>
+            <w:r>
+              <w:rPr>
+                <w:lang w:val="fr-FR" w:eastAsia="fr-FR" w:bidi="fr-FR"/>
+              </w:rPr>
+            </w:r>
           </w:p>
         </w:tc>
         <w:tc>
@@ -698,7 +785,11 @@
               <w:spacing w:after="0"/>
               <w:jc w:val="center"/>
             </w:pPr>
-            <w:r/>
+            <w:r>
+              <w:rPr>
+                <w:lang w:val="fr-FR" w:eastAsia="fr-FR" w:bidi="fr-FR"/>
+              </w:rPr>
+            </w:r>
           </w:p>
         </w:tc>
         <w:tc>
@@ -710,7 +801,11 @@
             <w:pPr>
               <w:spacing w:after="0"/>
             </w:pPr>
-            <w:r/>
+            <w:r>
+              <w:rPr>
+                <w:lang w:val="fr-FR" w:eastAsia="fr-FR" w:bidi="fr-FR"/>
+              </w:rPr>
+            </w:r>
           </w:p>
         </w:tc>
       </w:tr>
@@ -725,6 +820,9 @@
               <w:spacing w:after="0"/>
             </w:pPr>
             <w:r>
+              <w:rPr>
+                <w:lang w:val="fr-FR" w:eastAsia="fr-FR" w:bidi="fr-FR"/>
+              </w:rPr>
               <w:t>explicitation du contexte entreprise et de la mission en fluides, energies et domotique</w:t>
             </w:r>
           </w:p>
@@ -739,7 +837,10 @@
               <w:spacing w:after="0"/>
             </w:pPr>
             <w:r>
-              <w:t>Le candidat situe precisement l'organisation, ses missions et le perimetre de son intervention.</w:t>
+              <w:rPr>
+                <w:lang w:val="fr-FR" w:eastAsia="fr-FR" w:bidi="fr-FR"/>
+              </w:rPr>
+              <w:t>Le candidat situe précisément l'organisation, ses missions et le périmètre de son intervention.</w:t>
             </w:r>
           </w:p>
         </w:tc>
@@ -753,7 +854,11 @@
               <w:spacing w:after="0"/>
               <w:jc w:val="center"/>
             </w:pPr>
-            <w:r/>
+            <w:r>
+              <w:rPr>
+                <w:lang w:val="fr-FR" w:eastAsia="fr-FR" w:bidi="fr-FR"/>
+              </w:rPr>
+            </w:r>
           </w:p>
         </w:tc>
         <w:tc>
@@ -766,7 +871,11 @@
               <w:spacing w:after="0"/>
               <w:jc w:val="center"/>
             </w:pPr>
-            <w:r/>
+            <w:r>
+              <w:rPr>
+                <w:lang w:val="fr-FR" w:eastAsia="fr-FR" w:bidi="fr-FR"/>
+              </w:rPr>
+            </w:r>
           </w:p>
         </w:tc>
         <w:tc>
@@ -779,7 +888,11 @@
               <w:spacing w:after="0"/>
               <w:jc w:val="center"/>
             </w:pPr>
-            <w:r/>
+            <w:r>
+              <w:rPr>
+                <w:lang w:val="fr-FR" w:eastAsia="fr-FR" w:bidi="fr-FR"/>
+              </w:rPr>
+            </w:r>
           </w:p>
         </w:tc>
         <w:tc>
@@ -792,7 +905,11 @@
               <w:spacing w:after="0"/>
               <w:jc w:val="center"/>
             </w:pPr>
-            <w:r/>
+            <w:r>
+              <w:rPr>
+                <w:lang w:val="fr-FR" w:eastAsia="fr-FR" w:bidi="fr-FR"/>
+              </w:rPr>
+            </w:r>
           </w:p>
         </w:tc>
         <w:tc>
@@ -804,7 +921,11 @@
             <w:pPr>
               <w:spacing w:after="0"/>
             </w:pPr>
-            <w:r/>
+            <w:r>
+              <w:rPr>
+                <w:lang w:val="fr-FR" w:eastAsia="fr-FR" w:bidi="fr-FR"/>
+              </w:rPr>
+            </w:r>
           </w:p>
         </w:tc>
       </w:tr>
@@ -819,7 +940,10 @@
               <w:spacing w:after="0"/>
             </w:pPr>
             <w:r>
-              <w:t>maitrise technique des activites realisees</w:t>
+              <w:rPr>
+                <w:lang w:val="fr-FR" w:eastAsia="fr-FR" w:bidi="fr-FR"/>
+              </w:rPr>
+              <w:t>maîtrise technique des activités réalisées</w:t>
             </w:r>
           </w:p>
         </w:tc>
@@ -833,7 +957,10 @@
               <w:spacing w:after="0"/>
             </w:pPr>
             <w:r>
-              <w:t>Les techniques, outils et methodes mobilises sont expliques et justifies avec exactitude.</w:t>
+              <w:rPr>
+                <w:lang w:val="fr-FR" w:eastAsia="fr-FR" w:bidi="fr-FR"/>
+              </w:rPr>
+              <w:t>Les techniques, outils et méthodes mobilisés sont expliqués et justifiés avec exactitude.</w:t>
             </w:r>
           </w:p>
         </w:tc>
@@ -847,7 +974,11 @@
               <w:spacing w:after="0"/>
               <w:jc w:val="center"/>
             </w:pPr>
-            <w:r/>
+            <w:r>
+              <w:rPr>
+                <w:lang w:val="fr-FR" w:eastAsia="fr-FR" w:bidi="fr-FR"/>
+              </w:rPr>
+            </w:r>
           </w:p>
         </w:tc>
         <w:tc>
@@ -860,7 +991,11 @@
               <w:spacing w:after="0"/>
               <w:jc w:val="center"/>
             </w:pPr>
-            <w:r/>
+            <w:r>
+              <w:rPr>
+                <w:lang w:val="fr-FR" w:eastAsia="fr-FR" w:bidi="fr-FR"/>
+              </w:rPr>
+            </w:r>
           </w:p>
         </w:tc>
         <w:tc>
@@ -873,7 +1008,11 @@
               <w:spacing w:after="0"/>
               <w:jc w:val="center"/>
             </w:pPr>
-            <w:r/>
+            <w:r>
+              <w:rPr>
+                <w:lang w:val="fr-FR" w:eastAsia="fr-FR" w:bidi="fr-FR"/>
+              </w:rPr>
+            </w:r>
           </w:p>
         </w:tc>
         <w:tc>
@@ -886,7 +1025,11 @@
               <w:spacing w:after="0"/>
               <w:jc w:val="center"/>
             </w:pPr>
-            <w:r/>
+            <w:r>
+              <w:rPr>
+                <w:lang w:val="fr-FR" w:eastAsia="fr-FR" w:bidi="fr-FR"/>
+              </w:rPr>
+            </w:r>
           </w:p>
         </w:tc>
         <w:tc>
@@ -898,7 +1041,11 @@
             <w:pPr>
               <w:spacing w:after="0"/>
             </w:pPr>
-            <w:r/>
+            <w:r>
+              <w:rPr>
+                <w:lang w:val="fr-FR" w:eastAsia="fr-FR" w:bidi="fr-FR"/>
+              </w:rPr>
+            </w:r>
           </w:p>
         </w:tc>
       </w:tr>
@@ -913,7 +1060,10 @@
               <w:spacing w:after="0"/>
             </w:pPr>
             <w:r>
-              <w:t>analyse des choix, resultats et ecarts</w:t>
+              <w:rPr>
+                <w:lang w:val="fr-FR" w:eastAsia="fr-FR" w:bidi="fr-FR"/>
+              </w:rPr>
+              <w:t>analysé des choix, résultats et écarts</w:t>
             </w:r>
           </w:p>
         </w:tc>
@@ -927,7 +1077,10 @@
               <w:spacing w:after="0"/>
             </w:pPr>
             <w:r>
-              <w:t>Les choix, contraintes, resultats et eventuels ecarts sont analyses avec recul professionnel.</w:t>
+              <w:rPr>
+                <w:lang w:val="fr-FR" w:eastAsia="fr-FR" w:bidi="fr-FR"/>
+              </w:rPr>
+              <w:t>Les choix, contraintes, résultats et éventuels écarts sont analysés avec recul professionnel.</w:t>
             </w:r>
           </w:p>
         </w:tc>
@@ -941,7 +1094,11 @@
               <w:spacing w:after="0"/>
               <w:jc w:val="center"/>
             </w:pPr>
-            <w:r/>
+            <w:r>
+              <w:rPr>
+                <w:lang w:val="fr-FR" w:eastAsia="fr-FR" w:bidi="fr-FR"/>
+              </w:rPr>
+            </w:r>
           </w:p>
         </w:tc>
         <w:tc>
@@ -954,7 +1111,11 @@
               <w:spacing w:after="0"/>
               <w:jc w:val="center"/>
             </w:pPr>
-            <w:r/>
+            <w:r>
+              <w:rPr>
+                <w:lang w:val="fr-FR" w:eastAsia="fr-FR" w:bidi="fr-FR"/>
+              </w:rPr>
+            </w:r>
           </w:p>
         </w:tc>
         <w:tc>
@@ -967,7 +1128,11 @@
               <w:spacing w:after="0"/>
               <w:jc w:val="center"/>
             </w:pPr>
-            <w:r/>
+            <w:r>
+              <w:rPr>
+                <w:lang w:val="fr-FR" w:eastAsia="fr-FR" w:bidi="fr-FR"/>
+              </w:rPr>
+            </w:r>
           </w:p>
         </w:tc>
         <w:tc>
@@ -980,7 +1145,11 @@
               <w:spacing w:after="0"/>
               <w:jc w:val="center"/>
             </w:pPr>
-            <w:r/>
+            <w:r>
+              <w:rPr>
+                <w:lang w:val="fr-FR" w:eastAsia="fr-FR" w:bidi="fr-FR"/>
+              </w:rPr>
+            </w:r>
           </w:p>
         </w:tc>
         <w:tc>
@@ -992,7 +1161,11 @@
             <w:pPr>
               <w:spacing w:after="0"/>
             </w:pPr>
-            <w:r/>
+            <w:r>
+              <w:rPr>
+                <w:lang w:val="fr-FR" w:eastAsia="fr-FR" w:bidi="fr-FR"/>
+              </w:rPr>
+            </w:r>
           </w:p>
         </w:tc>
       </w:tr>
@@ -1007,7 +1180,10 @@
               <w:spacing w:after="0"/>
             </w:pPr>
             <w:r>
-              <w:t>prise en compte de la qualite, de la securite, des procedures et des contraintes de couts/delais</w:t>
+              <w:rPr>
+                <w:lang w:val="fr-FR" w:eastAsia="fr-FR" w:bidi="fr-FR"/>
+              </w:rPr>
+              <w:t>prise en compte de la qualité, de la sécurité, des procedures et des contraintes de couts/delais</w:t>
             </w:r>
           </w:p>
         </w:tc>
@@ -1021,7 +1197,10 @@
               <w:spacing w:after="0"/>
             </w:pPr>
             <w:r>
-              <w:t>Les exigences de qualite, securite, reglementation et tracabilite sont prises en compte.</w:t>
+              <w:rPr>
+                <w:lang w:val="fr-FR" w:eastAsia="fr-FR" w:bidi="fr-FR"/>
+              </w:rPr>
+              <w:t>Les exigences de qualité, sécurité, réglementation et traçabilité sont prises en compte.</w:t>
             </w:r>
           </w:p>
         </w:tc>
@@ -1035,7 +1214,11 @@
               <w:spacing w:after="0"/>
               <w:jc w:val="center"/>
             </w:pPr>
-            <w:r/>
+            <w:r>
+              <w:rPr>
+                <w:lang w:val="fr-FR" w:eastAsia="fr-FR" w:bidi="fr-FR"/>
+              </w:rPr>
+            </w:r>
           </w:p>
         </w:tc>
         <w:tc>
@@ -1048,7 +1231,11 @@
               <w:spacing w:after="0"/>
               <w:jc w:val="center"/>
             </w:pPr>
-            <w:r/>
+            <w:r>
+              <w:rPr>
+                <w:lang w:val="fr-FR" w:eastAsia="fr-FR" w:bidi="fr-FR"/>
+              </w:rPr>
+            </w:r>
           </w:p>
         </w:tc>
         <w:tc>
@@ -1061,7 +1248,11 @@
               <w:spacing w:after="0"/>
               <w:jc w:val="center"/>
             </w:pPr>
-            <w:r/>
+            <w:r>
+              <w:rPr>
+                <w:lang w:val="fr-FR" w:eastAsia="fr-FR" w:bidi="fr-FR"/>
+              </w:rPr>
+            </w:r>
           </w:p>
         </w:tc>
         <w:tc>
@@ -1074,7 +1265,11 @@
               <w:spacing w:after="0"/>
               <w:jc w:val="center"/>
             </w:pPr>
-            <w:r/>
+            <w:r>
+              <w:rPr>
+                <w:lang w:val="fr-FR" w:eastAsia="fr-FR" w:bidi="fr-FR"/>
+              </w:rPr>
+            </w:r>
           </w:p>
         </w:tc>
         <w:tc>
@@ -1086,7 +1281,11 @@
             <w:pPr>
               <w:spacing w:after="0"/>
             </w:pPr>
-            <w:r/>
+            <w:r>
+              <w:rPr>
+                <w:lang w:val="fr-FR" w:eastAsia="fr-FR" w:bidi="fr-FR"/>
+              </w:rPr>
+            </w:r>
           </w:p>
         </w:tc>
       </w:tr>
@@ -1101,7 +1300,10 @@
               <w:spacing w:after="0"/>
             </w:pPr>
             <w:r>
-              <w:t>qualite de la soutenance et capacite de justification</w:t>
+              <w:rPr>
+                <w:lang w:val="fr-FR" w:eastAsia="fr-FR" w:bidi="fr-FR"/>
+              </w:rPr>
+              <w:t>qualité de la soutenance et capacite de justification</w:t>
             </w:r>
           </w:p>
         </w:tc>
@@ -1115,7 +1317,10 @@
               <w:spacing w:after="0"/>
             </w:pPr>
             <w:r>
-              <w:t>Les exigences de qualite, securite, reglementation et tracabilite sont prises en compte.</w:t>
+              <w:rPr>
+                <w:lang w:val="fr-FR" w:eastAsia="fr-FR" w:bidi="fr-FR"/>
+              </w:rPr>
+              <w:t>Expression claire, structurée, argumentée et adaptée au questionnement du jury.</w:t>
             </w:r>
           </w:p>
         </w:tc>
@@ -1129,7 +1334,11 @@
               <w:spacing w:after="0"/>
               <w:jc w:val="center"/>
             </w:pPr>
-            <w:r/>
+            <w:r>
+              <w:rPr>
+                <w:lang w:val="fr-FR" w:eastAsia="fr-FR" w:bidi="fr-FR"/>
+              </w:rPr>
+            </w:r>
           </w:p>
         </w:tc>
         <w:tc>
@@ -1142,7 +1351,11 @@
               <w:spacing w:after="0"/>
               <w:jc w:val="center"/>
             </w:pPr>
-            <w:r/>
+            <w:r>
+              <w:rPr>
+                <w:lang w:val="fr-FR" w:eastAsia="fr-FR" w:bidi="fr-FR"/>
+              </w:rPr>
+            </w:r>
           </w:p>
         </w:tc>
         <w:tc>
@@ -1155,7 +1368,11 @@
               <w:spacing w:after="0"/>
               <w:jc w:val="center"/>
             </w:pPr>
-            <w:r/>
+            <w:r>
+              <w:rPr>
+                <w:lang w:val="fr-FR" w:eastAsia="fr-FR" w:bidi="fr-FR"/>
+              </w:rPr>
+            </w:r>
           </w:p>
         </w:tc>
         <w:tc>
@@ -1168,7 +1385,11 @@
               <w:spacing w:after="0"/>
               <w:jc w:val="center"/>
             </w:pPr>
-            <w:r/>
+            <w:r>
+              <w:rPr>
+                <w:lang w:val="fr-FR" w:eastAsia="fr-FR" w:bidi="fr-FR"/>
+              </w:rPr>
+            </w:r>
           </w:p>
         </w:tc>
         <w:tc>
@@ -1180,7 +1401,11 @@
             <w:pPr>
               <w:spacing w:after="0"/>
             </w:pPr>
-            <w:r/>
+            <w:r>
+              <w:rPr>
+                <w:lang w:val="fr-FR" w:eastAsia="fr-FR" w:bidi="fr-FR"/>
+              </w:rPr>
+            </w:r>
           </w:p>
         </w:tc>
       </w:tr>
@@ -1195,7 +1420,10 @@
               <w:spacing w:after="0"/>
             </w:pPr>
             <w:r>
-              <w:t>prise de recul sur l'experience. Accent probable sur la comprehension des installations, la qualite des interventions ou suivis, la securite et la pertinence des solutions retenues</w:t>
+              <w:rPr>
+                <w:lang w:val="fr-FR" w:eastAsia="fr-FR" w:bidi="fr-FR"/>
+              </w:rPr>
+              <w:t>prise de recul sur l'experience. Accent probable sur la comprehension des installations, la qualité des interventions ou suivis, la sécurité et la pertinence des solutions retenues</w:t>
             </w:r>
           </w:p>
         </w:tc>
@@ -1209,7 +1437,10 @@
               <w:spacing w:after="0"/>
             </w:pPr>
             <w:r>
-              <w:t>Les techniques, outils et methodes mobilises sont expliques et justifies avec exactitude.</w:t>
+              <w:rPr>
+                <w:lang w:val="fr-FR" w:eastAsia="fr-FR" w:bidi="fr-FR"/>
+              </w:rPr>
+              <w:t>Les techniques, outils et méthodes mobilisés sont expliqués et justifiés avec exactitude.</w:t>
             </w:r>
           </w:p>
         </w:tc>
@@ -1223,7 +1454,11 @@
               <w:spacing w:after="0"/>
               <w:jc w:val="center"/>
             </w:pPr>
-            <w:r/>
+            <w:r>
+              <w:rPr>
+                <w:lang w:val="fr-FR" w:eastAsia="fr-FR" w:bidi="fr-FR"/>
+              </w:rPr>
+            </w:r>
           </w:p>
         </w:tc>
         <w:tc>
@@ -1236,7 +1471,11 @@
               <w:spacing w:after="0"/>
               <w:jc w:val="center"/>
             </w:pPr>
-            <w:r/>
+            <w:r>
+              <w:rPr>
+                <w:lang w:val="fr-FR" w:eastAsia="fr-FR" w:bidi="fr-FR"/>
+              </w:rPr>
+            </w:r>
           </w:p>
         </w:tc>
         <w:tc>
@@ -1249,7 +1488,11 @@
               <w:spacing w:after="0"/>
               <w:jc w:val="center"/>
             </w:pPr>
-            <w:r/>
+            <w:r>
+              <w:rPr>
+                <w:lang w:val="fr-FR" w:eastAsia="fr-FR" w:bidi="fr-FR"/>
+              </w:rPr>
+            </w:r>
           </w:p>
         </w:tc>
         <w:tc>
@@ -1262,7 +1505,11 @@
               <w:spacing w:after="0"/>
               <w:jc w:val="center"/>
             </w:pPr>
-            <w:r/>
+            <w:r>
+              <w:rPr>
+                <w:lang w:val="fr-FR" w:eastAsia="fr-FR" w:bidi="fr-FR"/>
+              </w:rPr>
+            </w:r>
           </w:p>
         </w:tc>
         <w:tc>
@@ -1274,7 +1521,11 @@
             <w:pPr>
               <w:spacing w:after="0"/>
             </w:pPr>
-            <w:r/>
+            <w:r>
+              <w:rPr>
+                <w:lang w:val="fr-FR" w:eastAsia="fr-FR" w:bidi="fr-FR"/>
+              </w:rPr>
+            </w:r>
           </w:p>
         </w:tc>
       </w:tr>
@@ -1289,6 +1540,9 @@
               <w:spacing w:after="0"/>
             </w:pPr>
             <w:r>
+              <w:rPr>
+                <w:lang w:val="fr-FR" w:eastAsia="fr-FR" w:bidi="fr-FR"/>
+              </w:rPr>
               <w:t>Qualité du rapport d'activités</w:t>
             </w:r>
           </w:p>
@@ -1303,7 +1557,10 @@
               <w:spacing w:after="0"/>
             </w:pPr>
             <w:r>
-              <w:t>Support lisible, structure, coherent avec l'epreuve et directement exploitable pour l'evaluation.</w:t>
+              <w:rPr>
+                <w:lang w:val="fr-FR" w:eastAsia="fr-FR" w:bidi="fr-FR"/>
+              </w:rPr>
+              <w:t>Support lisible, structuré, cohérent avec l'épreuve et directement exploitable pour l'évaluation.</w:t>
             </w:r>
           </w:p>
         </w:tc>
@@ -1317,7 +1574,11 @@
               <w:spacing w:after="0"/>
               <w:jc w:val="center"/>
             </w:pPr>
-            <w:r/>
+            <w:r>
+              <w:rPr>
+                <w:lang w:val="fr-FR" w:eastAsia="fr-FR" w:bidi="fr-FR"/>
+              </w:rPr>
+            </w:r>
           </w:p>
         </w:tc>
         <w:tc>
@@ -1330,7 +1591,11 @@
               <w:spacing w:after="0"/>
               <w:jc w:val="center"/>
             </w:pPr>
-            <w:r/>
+            <w:r>
+              <w:rPr>
+                <w:lang w:val="fr-FR" w:eastAsia="fr-FR" w:bidi="fr-FR"/>
+              </w:rPr>
+            </w:r>
           </w:p>
         </w:tc>
         <w:tc>
@@ -1343,7 +1608,11 @@
               <w:spacing w:after="0"/>
               <w:jc w:val="center"/>
             </w:pPr>
-            <w:r/>
+            <w:r>
+              <w:rPr>
+                <w:lang w:val="fr-FR" w:eastAsia="fr-FR" w:bidi="fr-FR"/>
+              </w:rPr>
+            </w:r>
           </w:p>
         </w:tc>
         <w:tc>
@@ -1356,7 +1625,11 @@
               <w:spacing w:after="0"/>
               <w:jc w:val="center"/>
             </w:pPr>
-            <w:r/>
+            <w:r>
+              <w:rPr>
+                <w:lang w:val="fr-FR" w:eastAsia="fr-FR" w:bidi="fr-FR"/>
+              </w:rPr>
+            </w:r>
           </w:p>
         </w:tc>
         <w:tc>
@@ -1368,7 +1641,11 @@
             <w:pPr>
               <w:spacing w:after="0"/>
             </w:pPr>
-            <w:r/>
+            <w:r>
+              <w:rPr>
+                <w:lang w:val="fr-FR" w:eastAsia="fr-FR" w:bidi="fr-FR"/>
+              </w:rPr>
+            </w:r>
           </w:p>
         </w:tc>
       </w:tr>
@@ -1383,6 +1660,9 @@
               <w:spacing w:after="0"/>
             </w:pPr>
             <w:r>
+              <w:rPr>
+                <w:lang w:val="fr-FR" w:eastAsia="fr-FR" w:bidi="fr-FR"/>
+              </w:rPr>
               <w:t>pertinence des indicateurs d'évaluation choisis</w:t>
             </w:r>
           </w:p>
@@ -1397,7 +1677,10 @@
               <w:spacing w:after="0"/>
             </w:pPr>
             <w:r>
-              <w:t>Elements observables explicitables dans le support ecrit et confirmables lors de l'entretien.</w:t>
+              <w:rPr>
+                <w:lang w:val="fr-FR" w:eastAsia="fr-FR" w:bidi="fr-FR"/>
+              </w:rPr>
+              <w:t>Éléments observables explicitables dans le support écrit et confirmables lors de l'entretien.</w:t>
             </w:r>
           </w:p>
         </w:tc>
@@ -1411,7 +1694,11 @@
               <w:spacing w:after="0"/>
               <w:jc w:val="center"/>
             </w:pPr>
-            <w:r/>
+            <w:r>
+              <w:rPr>
+                <w:lang w:val="fr-FR" w:eastAsia="fr-FR" w:bidi="fr-FR"/>
+              </w:rPr>
+            </w:r>
           </w:p>
         </w:tc>
         <w:tc>
@@ -1424,7 +1711,11 @@
               <w:spacing w:after="0"/>
               <w:jc w:val="center"/>
             </w:pPr>
-            <w:r/>
+            <w:r>
+              <w:rPr>
+                <w:lang w:val="fr-FR" w:eastAsia="fr-FR" w:bidi="fr-FR"/>
+              </w:rPr>
+            </w:r>
           </w:p>
         </w:tc>
         <w:tc>
@@ -1437,7 +1728,11 @@
               <w:spacing w:after="0"/>
               <w:jc w:val="center"/>
             </w:pPr>
-            <w:r/>
+            <w:r>
+              <w:rPr>
+                <w:lang w:val="fr-FR" w:eastAsia="fr-FR" w:bidi="fr-FR"/>
+              </w:rPr>
+            </w:r>
           </w:p>
         </w:tc>
         <w:tc>
@@ -1450,7 +1745,11 @@
               <w:spacing w:after="0"/>
               <w:jc w:val="center"/>
             </w:pPr>
-            <w:r/>
+            <w:r>
+              <w:rPr>
+                <w:lang w:val="fr-FR" w:eastAsia="fr-FR" w:bidi="fr-FR"/>
+              </w:rPr>
+            </w:r>
           </w:p>
         </w:tc>
         <w:tc>
@@ -1462,7 +1761,11 @@
             <w:pPr>
               <w:spacing w:after="0"/>
             </w:pPr>
-            <w:r/>
+            <w:r>
+              <w:rPr>
+                <w:lang w:val="fr-FR" w:eastAsia="fr-FR" w:bidi="fr-FR"/>
+              </w:rPr>
+            </w:r>
           </w:p>
         </w:tc>
       </w:tr>
@@ -1477,6 +1780,9 @@
               <w:spacing w:after="0"/>
             </w:pPr>
             <w:r>
+              <w:rPr>
+                <w:lang w:val="fr-FR" w:eastAsia="fr-FR" w:bidi="fr-FR"/>
+              </w:rPr>
               <w:t>présentation orale argumentée des activités</w:t>
             </w:r>
           </w:p>
@@ -1491,7 +1797,10 @@
               <w:spacing w:after="0"/>
             </w:pPr>
             <w:r>
-              <w:t>Expression claire, structuree, argumentee et adaptee au questionnement du jury.</w:t>
+              <w:rPr>
+                <w:lang w:val="fr-FR" w:eastAsia="fr-FR" w:bidi="fr-FR"/>
+              </w:rPr>
+              <w:t>Expression claire, structurée, argumentée et adaptée au questionnement du jury.</w:t>
             </w:r>
           </w:p>
         </w:tc>
@@ -1505,7 +1814,11 @@
               <w:spacing w:after="0"/>
               <w:jc w:val="center"/>
             </w:pPr>
-            <w:r/>
+            <w:r>
+              <w:rPr>
+                <w:lang w:val="fr-FR" w:eastAsia="fr-FR" w:bidi="fr-FR"/>
+              </w:rPr>
+            </w:r>
           </w:p>
         </w:tc>
         <w:tc>
@@ -1518,7 +1831,11 @@
               <w:spacing w:after="0"/>
               <w:jc w:val="center"/>
             </w:pPr>
-            <w:r/>
+            <w:r>
+              <w:rPr>
+                <w:lang w:val="fr-FR" w:eastAsia="fr-FR" w:bidi="fr-FR"/>
+              </w:rPr>
+            </w:r>
           </w:p>
         </w:tc>
         <w:tc>
@@ -1531,7 +1848,11 @@
               <w:spacing w:after="0"/>
               <w:jc w:val="center"/>
             </w:pPr>
-            <w:r/>
+            <w:r>
+              <w:rPr>
+                <w:lang w:val="fr-FR" w:eastAsia="fr-FR" w:bidi="fr-FR"/>
+              </w:rPr>
+            </w:r>
           </w:p>
         </w:tc>
         <w:tc>
@@ -1544,7 +1865,11 @@
               <w:spacing w:after="0"/>
               <w:jc w:val="center"/>
             </w:pPr>
-            <w:r/>
+            <w:r>
+              <w:rPr>
+                <w:lang w:val="fr-FR" w:eastAsia="fr-FR" w:bidi="fr-FR"/>
+              </w:rPr>
+            </w:r>
           </w:p>
         </w:tc>
         <w:tc>
@@ -1556,7 +1881,11 @@
             <w:pPr>
               <w:spacing w:after="0"/>
             </w:pPr>
-            <w:r/>
+            <w:r>
+              <w:rPr>
+                <w:lang w:val="fr-FR" w:eastAsia="fr-FR" w:bidi="fr-FR"/>
+              </w:rPr>
+            </w:r>
           </w:p>
         </w:tc>
       </w:tr>
@@ -1571,6 +1900,9 @@
               <w:spacing w:after="0"/>
             </w:pPr>
             <w:r>
+              <w:rPr>
+                <w:lang w:val="fr-FR" w:eastAsia="fr-FR" w:bidi="fr-FR"/>
+              </w:rPr>
               <w:t>capacité à s'intégrer professionnellement, à communiquer et à capitaliser l'expérience</w:t>
             </w:r>
           </w:p>
@@ -1585,7 +1917,10 @@
               <w:spacing w:after="0"/>
             </w:pPr>
             <w:r>
-              <w:t>Elements observables explicitables dans le support ecrit et confirmables lors de l'entretien.</w:t>
+              <w:rPr>
+                <w:lang w:val="fr-FR" w:eastAsia="fr-FR" w:bidi="fr-FR"/>
+              </w:rPr>
+              <w:t>Éléments observables explicitables dans le support écrit et confirmables lors de l'entretien.</w:t>
             </w:r>
           </w:p>
         </w:tc>
@@ -1599,7 +1934,11 @@
               <w:spacing w:after="0"/>
               <w:jc w:val="center"/>
             </w:pPr>
-            <w:r/>
+            <w:r>
+              <w:rPr>
+                <w:lang w:val="fr-FR" w:eastAsia="fr-FR" w:bidi="fr-FR"/>
+              </w:rPr>
+            </w:r>
           </w:p>
         </w:tc>
         <w:tc>
@@ -1612,7 +1951,11 @@
               <w:spacing w:after="0"/>
               <w:jc w:val="center"/>
             </w:pPr>
-            <w:r/>
+            <w:r>
+              <w:rPr>
+                <w:lang w:val="fr-FR" w:eastAsia="fr-FR" w:bidi="fr-FR"/>
+              </w:rPr>
+            </w:r>
           </w:p>
         </w:tc>
         <w:tc>
@@ -1625,7 +1968,11 @@
               <w:spacing w:after="0"/>
               <w:jc w:val="center"/>
             </w:pPr>
-            <w:r/>
+            <w:r>
+              <w:rPr>
+                <w:lang w:val="fr-FR" w:eastAsia="fr-FR" w:bidi="fr-FR"/>
+              </w:rPr>
+            </w:r>
           </w:p>
         </w:tc>
         <w:tc>
@@ -1638,7 +1985,11 @@
               <w:spacing w:after="0"/>
               <w:jc w:val="center"/>
             </w:pPr>
-            <w:r/>
+            <w:r>
+              <w:rPr>
+                <w:lang w:val="fr-FR" w:eastAsia="fr-FR" w:bidi="fr-FR"/>
+              </w:rPr>
+            </w:r>
           </w:p>
         </w:tc>
         <w:tc>
@@ -1650,7 +2001,11 @@
             <w:pPr>
               <w:spacing w:after="0"/>
             </w:pPr>
-            <w:r/>
+            <w:r>
+              <w:rPr>
+                <w:lang w:val="fr-FR" w:eastAsia="fr-FR" w:bidi="fr-FR"/>
+              </w:rPr>
+            </w:r>
           </w:p>
         </w:tc>
       </w:tr>
@@ -1660,8 +2015,9 @@
       <w:r>
         <w:rPr>
           <w:b/>
+          <w:lang w:val="fr-FR" w:eastAsia="fr-FR" w:bidi="fr-FR"/>
         </w:rPr>
-        <w:t>Appreciation synthetique</w:t>
+        <w:t>Appréciation synthétique</w:t>
       </w:r>
     </w:p>
     <w:tbl>
@@ -1685,8 +2041,9 @@
             <w:r>
               <w:rPr>
                 <w:b/>
+                <w:lang w:val="fr-FR" w:eastAsia="fr-FR" w:bidi="fr-FR"/>
               </w:rPr>
-              <w:t>Points forts observes</w:t>
+              <w:t>Points forts observés</w:t>
             </w:r>
           </w:p>
         </w:tc>
@@ -1695,7 +2052,11 @@
             <w:tcW w:type="dxa" w:w="10658"/>
           </w:tcPr>
           <w:p>
-            <w:r/>
+            <w:r>
+              <w:rPr>
+                <w:lang w:val="fr-FR" w:eastAsia="fr-FR" w:bidi="fr-FR"/>
+              </w:rPr>
+            </w:r>
           </w:p>
         </w:tc>
       </w:tr>
@@ -1709,6 +2070,7 @@
             <w:r>
               <w:rPr>
                 <w:b/>
+                <w:lang w:val="fr-FR" w:eastAsia="fr-FR" w:bidi="fr-FR"/>
               </w:rPr>
               <w:t>Axes de progression / vigilance</w:t>
             </w:r>
@@ -1719,7 +2081,11 @@
             <w:tcW w:type="dxa" w:w="10658"/>
           </w:tcPr>
           <w:p>
-            <w:r/>
+            <w:r>
+              <w:rPr>
+                <w:lang w:val="fr-FR" w:eastAsia="fr-FR" w:bidi="fr-FR"/>
+              </w:rPr>
+            </w:r>
           </w:p>
         </w:tc>
       </w:tr>
@@ -1733,8 +2099,9 @@
             <w:r>
               <w:rPr>
                 <w:b/>
+                <w:lang w:val="fr-FR" w:eastAsia="fr-FR" w:bidi="fr-FR"/>
               </w:rPr>
-              <w:t>Decision / note / positionnement local</w:t>
+              <w:t>Décision / note / positionnement local</w:t>
             </w:r>
           </w:p>
         </w:tc>
@@ -1743,7 +2110,11 @@
             <w:tcW w:type="dxa" w:w="10658"/>
           </w:tcPr>
           <w:p>
-            <w:r/>
+            <w:r>
+              <w:rPr>
+                <w:lang w:val="fr-FR" w:eastAsia="fr-FR" w:bidi="fr-FR"/>
+              </w:rPr>
+            </w:r>
           </w:p>
         </w:tc>
       </w:tr>
@@ -1753,17 +2124,24 @@
       <w:r>
         <w:rPr>
           <w:b/>
+          <w:lang w:val="fr-FR" w:eastAsia="fr-FR" w:bidi="fr-FR"/>
         </w:rPr>
         <w:t>Fondement et sources de reconstitution</w:t>
       </w:r>
     </w:p>
     <w:p>
       <w:r>
-        <w:t>Croisement entre le rapport d'activites en milieu professionnel, le reglement d'examen et les competences FED.</w:t>
+        <w:rPr>
+          <w:lang w:val="fr-FR" w:eastAsia="fr-FR" w:bidi="fr-FR"/>
+        </w:rPr>
+        <w:t>Croisement entre le rapport d'activités en milieu professionnel, le reglement d'examen et les competences FED.</w:t>
       </w:r>
     </w:p>
     <w:p>
       <w:r>
+        <w:rPr>
+          <w:lang w:val="fr-FR" w:eastAsia="fr-FR" w:bidi="fr-FR"/>
+        </w:rPr>
         <w:t>Les critères sont reconstitués à partir de la définition de l'épreuve U62, qui est un rapport d'activités en milieu professionnel suivi d'une soutenance orale. Les indicateurs de performance sont choisis en concertation avec le tuteur pédagogique.</w:t>
       </w:r>
     </w:p>
@@ -1771,16 +2149,18 @@
       <w:r>
         <w:rPr>
           <w:sz w:val="17"/>
+          <w:lang w:val="fr-FR" w:eastAsia="fr-FR" w:bidi="fr-FR"/>
         </w:rPr>
-        <w:t>Referentiel : https://www.education.gouv.fr/bo/14/Hebdo16/ESRS1403536A.htm</w:t>
+        <w:t>Référentiel : https://www.education.gouv.fr/bo/14/Hebdo16/ESRS1403536A.htm</w:t>
       </w:r>
     </w:p>
     <w:p>
       <w:r>
         <w:rPr>
           <w:sz w:val="17"/>
+          <w:lang w:val="fr-FR" w:eastAsia="fr-FR" w:bidi="fr-FR"/>
         </w:rPr>
-        <w:t>Definition / modalites : https://www.education.gouv.fr/bo/17/Hebdo7/MENS1636524A.htm</w:t>
+        <w:t>Définition / modalités : https://www.education.gouv.fr/bo/17/Hebdo7/MENS1636524A.htm</w:t>
       </w:r>
     </w:p>
     <w:sectPr>
@@ -2159,6 +2539,7 @@
     <w:rPr>
       <w:rFonts w:ascii="Aptos" w:hAnsi="Aptos"/>
       <w:sz w:val="20"/>
+      <w:lang w:val="fr-FR" w:eastAsia="fr-FR" w:bidi="fr-FR"/>
     </w:rPr>
   </w:style>
   <w:style w:type="paragraph" w:styleId="Header">

--- a/downloads/fiches/bts_fluides_energies_domotique_fiche_evaluation.docx
+++ b/downloads/fiches/bts_fluides_energies_domotique_fiche_evaluation.docx
@@ -13,7 +13,7 @@
           <w:sz w:val="32"/>
           <w:lang w:val="fr-FR" w:eastAsia="fr-FR" w:bidi="fr-FR"/>
         </w:rPr>
-        <w:t>Fiche d'évaluation reconstituée - BTS Fluides, energies, domotique</w:t>
+        <w:t>Fiche d'évaluation reconstituée - BTS Fluides, énergies, domotique</w:t>
       </w:r>
     </w:p>
     <w:p>
@@ -26,7 +26,7 @@
           <w:sz w:val="21"/>
           <w:lang w:val="fr-FR" w:eastAsia="fr-FR" w:bidi="fr-FR"/>
         </w:rPr>
-        <w:t>Support évalué : Rapport de stage / rapport d'activités | Modalité : CCF | Option : Options A, B et C</w:t>
+        <w:t>Support évalué : Rapport de stage / rapport d'activités | Modalité : À confirmer | Option : Options À, B et C</w:t>
       </w:r>
     </w:p>
     <w:p>
@@ -51,7 +51,7 @@
           <w:i/>
           <w:lang w:val="fr-FR" w:eastAsia="fr-FR" w:bidi="fr-FR"/>
         </w:rPr>
-        <w:t>Cette fiche est une reconstitution de travail à partir des sources publiques repérées au 2026-05-06. Elle ne remplace pas un formulaire national opposable lorsqu'une grille officielle complète existe par ailleurs.</w:t>
+        <w:t>Cette fiche est une reconstitution de travail à partir des sources publiques repérées au 2026-05-06. Elle ne remplace pas un formulaire national opposable lorsqu'une grille officielle complète existe par ailleurs. La modalité exacte (CCF ou ponctuelle) reste à confirmer sur la base des textes disponibles.</w:t>
       </w:r>
     </w:p>
     <w:tbl>
@@ -94,7 +94,7 @@
               <w:rPr>
                 <w:lang w:val="fr-FR" w:eastAsia="fr-FR" w:bidi="fr-FR"/>
               </w:rPr>
-              <w:t>BTS Fluides, energies, domotique</w:t>
+              <w:t>BTS Fluides, énergies, domotique</w:t>
             </w:r>
           </w:p>
         </w:tc>
@@ -124,7 +124,7 @@
               <w:rPr>
                 <w:lang w:val="fr-FR" w:eastAsia="fr-FR" w:bidi="fr-FR"/>
               </w:rPr>
-              <w:t>CCF</w:t>
+              <w:t>À confirmer</w:t>
             </w:r>
           </w:p>
         </w:tc>
@@ -156,7 +156,7 @@
               <w:rPr>
                 <w:lang w:val="fr-FR" w:eastAsia="fr-FR" w:bidi="fr-FR"/>
               </w:rPr>
-              <w:t>Options A, B et C</w:t>
+              <w:t>Options À, B et C</w:t>
             </w:r>
           </w:p>
         </w:tc>
@@ -186,7 +186,7 @@
               <w:rPr>
                 <w:lang w:val="fr-FR" w:eastAsia="fr-FR" w:bidi="fr-FR"/>
               </w:rPr>
-              <w:t>CCF confirme</w:t>
+              <w:t>CCF confirmé</w:t>
             </w:r>
           </w:p>
         </w:tc>
@@ -280,7 +280,7 @@
               <w:rPr>
                 <w:lang w:val="fr-FR" w:eastAsia="fr-FR" w:bidi="fr-FR"/>
               </w:rPr>
-              <w:t>CCF confirme</w:t>
+              <w:t>CCF confirmé</w:t>
             </w:r>
           </w:p>
         </w:tc>
@@ -823,7 +823,7 @@
               <w:rPr>
                 <w:lang w:val="fr-FR" w:eastAsia="fr-FR" w:bidi="fr-FR"/>
               </w:rPr>
-              <w:t>explicitation du contexte entreprise et de la mission en fluides, energies et domotique</w:t>
+              <w:t>explicitation du contexte entreprise et de la mission en fluides, énergies et domotique</w:t>
             </w:r>
           </w:p>
         </w:tc>

--- a/downloads/fiches/bts_fluides_energies_domotique_fiche_evaluation.docx
+++ b/downloads/fiches/bts_fluides_energies_domotique_fiche_evaluation.docx
@@ -9,11 +9,8 @@
       <w:r>
         <w:rPr>
           <w:b/>
-          <w:color w:val="1F4E79"/>
-          <w:sz w:val="32"/>
-          <w:lang w:val="fr-FR" w:eastAsia="fr-FR" w:bidi="fr-FR"/>
         </w:rPr>
-        <w:t>Fiche d'évaluation reconstituée - BTS Fluides, énergies, domotique</w:t>
+        <w:t>Fiche d'évaluation - BTS Fluides, énergies, domotique</w:t>
       </w:r>
     </w:p>
     <w:p>
@@ -27,31 +24,6 @@
           <w:lang w:val="fr-FR" w:eastAsia="fr-FR" w:bidi="fr-FR"/>
         </w:rPr>
         <w:t>Support évalué : Rapport de stage / rapport d'activités | Modalité : À confirmer | Option : Options À, B et C</w:t>
-      </w:r>
-    </w:p>
-    <w:p>
-      <w:pPr>
-        <w:jc w:val="center"/>
-      </w:pPr>
-      <w:r>
-        <w:rPr>
-          <w:b/>
-          <w:color w:val="4F81BD"/>
-          <w:lang w:val="fr-FR" w:eastAsia="fr-FR" w:bidi="fr-FR"/>
-        </w:rPr>
-        <w:t>Fiche reconstituée à partir de critères officiels</w:t>
-      </w:r>
-    </w:p>
-    <w:p>
-      <w:pPr>
-        <w:spacing w:after="120"/>
-      </w:pPr>
-      <w:r>
-        <w:rPr>
-          <w:i/>
-          <w:lang w:val="fr-FR" w:eastAsia="fr-FR" w:bidi="fr-FR"/>
-        </w:rPr>
-        <w:t>Cette fiche est une reconstitution de travail à partir des sources publiques repérées au 2026-05-06. Elle ne remplace pas un formulaire national opposable lorsqu'une grille officielle complète existe par ailleurs. La modalité exacte (CCF ou ponctuelle) reste à confirmer sur la base des textes disponibles.</w:t>
       </w:r>
     </w:p>
     <w:tbl>
@@ -108,9 +80,8 @@
             <w:r>
               <w:rPr>
                 <w:b/>
-                <w:lang w:val="fr-FR" w:eastAsia="fr-FR" w:bidi="fr-FR"/>
               </w:rPr>
-              <w:t>Modalité</w:t>
+              <w:t>Modalité d'évaluation</w:t>
             </w:r>
           </w:p>
         </w:tc>
@@ -169,10 +140,8 @@
           <w:p>
             <w:r>
               <w:rPr>
-                <w:b/>
-                <w:lang w:val="fr-FR" w:eastAsia="fr-FR" w:bidi="fr-FR"/>
+                <w:b w:val="0"/>
               </w:rPr>
-              <w:t>Statut documentaire</w:t>
             </w:r>
           </w:p>
         </w:tc>
@@ -184,9 +153,8 @@
           <w:p>
             <w:r>
               <w:rPr>
-                <w:lang w:val="fr-FR" w:eastAsia="fr-FR" w:bidi="fr-FR"/>
+                <w:b w:val="0"/>
               </w:rPr>
-              <w:t>CCF confirmé</w:t>
             </w:r>
           </w:p>
         </w:tc>
@@ -293,10 +261,8 @@
           <w:p>
             <w:r>
               <w:rPr>
-                <w:b/>
-                <w:lang w:val="fr-FR" w:eastAsia="fr-FR" w:bidi="fr-FR"/>
+                <w:b w:val="0"/>
               </w:rPr>
-              <w:t>Niveau de reconstitution</w:t>
             </w:r>
           </w:p>
         </w:tc>
@@ -308,71 +274,8 @@
           <w:p>
             <w:r>
               <w:rPr>
-                <w:lang w:val="fr-FR" w:eastAsia="fr-FR" w:bidi="fr-FR"/>
+                <w:b w:val="0"/>
               </w:rPr>
-              <w:t>Fiche reconstituée à partir de critères officiels</w:t>
-            </w:r>
-          </w:p>
-        </w:tc>
-      </w:tr>
-      <w:tr>
-        <w:tc>
-          <w:tcPr>
-            <w:tcW w:type="dxa" w:w="1814"/>
-            <w:vAlign w:val="center"/>
-            <w:shd w:fill="D9EAF7"/>
-          </w:tcPr>
-          <w:p>
-            <w:r>
-              <w:rPr>
-                <w:b/>
-                <w:lang w:val="fr-FR" w:eastAsia="fr-FR" w:bidi="fr-FR"/>
-              </w:rPr>
-              <w:t>Sources modèle</w:t>
-            </w:r>
-          </w:p>
-        </w:tc>
-        <w:tc>
-          <w:tcPr>
-            <w:tcW w:type="dxa" w:w="4535"/>
-            <w:vAlign w:val="center"/>
-          </w:tcPr>
-          <w:p>
-            <w:r>
-              <w:rPr>
-                <w:lang w:val="fr-FR" w:eastAsia="fr-FR" w:bidi="fr-FR"/>
-              </w:rPr>
-              <w:t>Le rapport d'activités est bien documente, mais je n'ai pas retrouvé de grille publique separee.</w:t>
-            </w:r>
-          </w:p>
-        </w:tc>
-        <w:tc>
-          <w:tcPr>
-            <w:tcW w:type="dxa" w:w="1814"/>
-            <w:vAlign w:val="center"/>
-            <w:shd w:fill="D9EAF7"/>
-          </w:tcPr>
-          <w:p>
-            <w:r>
-              <w:rPr>
-                <w:b/>
-                <w:lang w:val="fr-FR" w:eastAsia="fr-FR" w:bidi="fr-FR"/>
-              </w:rPr>
-              <w:t>Document jury</w:t>
-            </w:r>
-          </w:p>
-        </w:tc>
-        <w:tc>
-          <w:tcPr>
-            <w:tcW w:type="dxa" w:w="6009"/>
-            <w:vAlign w:val="center"/>
-          </w:tcPr>
-          <w:p>
-            <w:r>
-              <w:rPr>
-                <w:lang w:val="fr-FR" w:eastAsia="fr-FR" w:bidi="fr-FR"/>
-              </w:rPr>
-              <w:t>https://www.education.gouv.fr/bo/17/Hebdo7/MENS1636524A.htm</w:t>
             </w:r>
           </w:p>
         </w:tc>
@@ -2099,9 +2002,8 @@
             <w:r>
               <w:rPr>
                 <w:b/>
-                <w:lang w:val="fr-FR" w:eastAsia="fr-FR" w:bidi="fr-FR"/>
               </w:rPr>
-              <w:t>Décision / note / positionnement local</w:t>
+              <w:t>Note proposée</w:t>
             </w:r>
           </w:p>
         </w:tc>
@@ -2123,15 +2025,6 @@
     <w:p>
       <w:r>
         <w:rPr>
-          <w:b/>
-          <w:lang w:val="fr-FR" w:eastAsia="fr-FR" w:bidi="fr-FR"/>
-        </w:rPr>
-        <w:t>Fondement et sources de reconstitution</w:t>
-      </w:r>
-    </w:p>
-    <w:p>
-      <w:r>
-        <w:rPr>
           <w:lang w:val="fr-FR" w:eastAsia="fr-FR" w:bidi="fr-FR"/>
         </w:rPr>
         <w:t>Croisement entre le rapport d'activités en milieu professionnel, le reglement d'examen et les competences FED.</w:t>
@@ -2143,15 +2036,6 @@
           <w:lang w:val="fr-FR" w:eastAsia="fr-FR" w:bidi="fr-FR"/>
         </w:rPr>
         <w:t>Les critères sont reconstitués à partir de la définition de l'épreuve U62, qui est un rapport d'activités en milieu professionnel suivi d'une soutenance orale. Les indicateurs de performance sont choisis en concertation avec le tuteur pédagogique.</w:t>
-      </w:r>
-    </w:p>
-    <w:p>
-      <w:r>
-        <w:rPr>
-          <w:sz w:val="17"/>
-          <w:lang w:val="fr-FR" w:eastAsia="fr-FR" w:bidi="fr-FR"/>
-        </w:rPr>
-        <w:t>Référentiel : https://www.education.gouv.fr/bo/14/Hebdo16/ESRS1403536A.htm</w:t>
       </w:r>
     </w:p>
     <w:p>
